--- a/DOCS/Regulamin Rozgrywek Ligi Don Papa Match Play 2026.docx
+++ b/DOCS/Regulamin Rozgrywek Ligi Don Papa Match Play 2026.docx
@@ -65,12 +65,12 @@
     </w:p>
     <w:p>
       <w:r>
-        <w:t xml:space="preserve">     - Drabinka 17–32: 9 lub 18 dołków (do wyboru graczy po wzajemnym uzgodnieniu).  </w:t>
-      </w:r>
-    </w:p>
-    <w:p>
-      <w:r>
-        <w:t xml:space="preserve">   - Drabinka 33-48: 9 dołków</w:t>
+        <w:t xml:space="preserve">     - Drabinka 17–32: 18 dołków.  </w:t>
+      </w:r>
+    </w:p>
+    <w:p>
+      <w:r>
+        <w:t xml:space="preserve">   - Drabinka 33-48: 9 lub 18 dołków (do wyboru graczy po wzajemnym uzgodnieniu)</w:t>
       </w:r>
     </w:p>
     <w:p>
@@ -583,7 +583,7 @@
     </w:p>
     <w:p>
       <w:r>
-        <w:t xml:space="preserve">   - Drabinka 17–32 (9/18 dołków):  </w:t>
+        <w:t xml:space="preserve">   - Drabinka 17–32 (18 dołków):  </w:t>
       </w:r>
     </w:p>
     <w:p>
